--- a/public/templates/contratos/leasing/anexos/ANEXO VII – TERMO DE ENTREGA E ACEITE TÉCNICO DA USINA (Residencial).docx
+++ b/public/templates/contratos/leasing/anexos/ANEXO VII – TERMO DE ENTREGA E ACEITE TÉCNICO DA USINA (Residencial).docx
@@ -4,6 +4,23 @@
   <w:body>
     <w:p>
       <w:pPr>
+        <w:pStyle w:val="p1"/>
+        <w:jc w:val="center"/>
+        <w:rPr>
+          <w:b/>
+          <w:bCs/>
+        </w:rPr>
+      </w:pPr>
+      <w:r>
+        <w:rPr>
+          <w:b/>
+          <w:bCs/>
+        </w:rPr>
+        <w:t>ANEXO VII – TERMO DE ENTREGA E ACEITE TÉCNICO</w:t>
+      </w:r>
+    </w:p>
+    <w:p>
+      <w:pPr>
         <w:rPr>
           <w:rFonts w:ascii="Times New Roman" w:eastAsia="Times New Roman" w:hAnsi="Times New Roman" w:cs="Times New Roman"/>
           <w:kern w:val="0"/>
@@ -33,6 +50,14 @@
           <w:bCs/>
         </w:rPr>
         <w:t>LEANDRO LIMA RIBEIRO FRANCA</w:t>
+      </w:r>
+      <w:r>
+        <w:rPr>
+          <w:rFonts w:ascii="Times New Roman" w:hAnsi="Times New Roman" w:cs="Times New Roman"/>
+          <w:b/>
+          <w:bCs/>
+        </w:rPr>
+        <w:t xml:space="preserve"> (SOLARINVEST)</w:t>
       </w:r>
       <w:r>
         <w:rPr>
@@ -60,10 +85,10 @@
       <w:r>
         <w:rPr>
           <w:rFonts w:ascii="Times New Roman" w:hAnsi="Times New Roman" w:cs="Times New Roman"/>
-        </w:rPr>
-        <w:t>,</w:t>
-      </w:r>
-      <w:r>
+          <w:b/>
+          <w:bCs/>
+          <w:color w:val="000000"/>
+        </w:rPr>
         <w:t xml:space="preserve"> </w:t>
       </w:r>
       <w:r>
@@ -124,19 +149,10 @@
     </w:p>
     <w:p>
       <w:pPr>
-        <w:rPr>
-          <w:rFonts w:ascii="Times New Roman" w:eastAsia="Times New Roman" w:hAnsi="Times New Roman" w:cs="Times New Roman"/>
-          <w:kern w:val="0"/>
-          <w14:ligatures w14:val="none"/>
-        </w:rPr>
-      </w:pPr>
-      <w:r>
-        <w:rPr>
-          <w:rFonts w:ascii="Times New Roman" w:eastAsia="Times New Roman" w:hAnsi="Times New Roman" w:cs="Times New Roman"/>
-          <w:kern w:val="0"/>
-          <w14:ligatures w14:val="none"/>
-        </w:rPr>
-        <w:t>1.2. A homologação foi realizada em {{dataHomologacao}}, autorizando o início da operação regular.</w:t>
+        <w:pStyle w:val="p1"/>
+      </w:pPr>
+      <w:r>
+        <w:t>1.2. A homologação do sistema foi realizada em {{dataHomologacao}}, autorizando o início da operação regular junto à distribuidora de energia elétrica, estando o CONTRATANTE ciente de que a efetiva compensação de energia ocorre conforme os ciclos de medição da distribuidora.</w:t>
       </w:r>
     </w:p>
     <w:p>
@@ -392,6 +408,7 @@
           <w:kern w:val="0"/>
           <w14:ligatures w14:val="none"/>
         </w:rPr>
+        <w:lastRenderedPageBreak/>
         <w:t>- Não há obstáculos físicos que prejudiquem a captação solar;</w:t>
       </w:r>
     </w:p>
@@ -426,7 +443,6 @@
           <w:kern w:val="0"/>
           <w14:ligatures w14:val="none"/>
         </w:rPr>
-        <w:lastRenderedPageBreak/>
         <w:t>- A rede Wi-Fi está funcional;</w:t>
       </w:r>
     </w:p>
@@ -610,7 +626,23 @@
           <w:kern w:val="0"/>
           <w14:ligatures w14:val="none"/>
         </w:rPr>
-        <w:t>4.4. A CONTRATADA poderá suspender a operação caso identifique riscos ou irregularidades, sem que isso configure inadimplemento contratual.</w:t>
+        <w:t xml:space="preserve">4.4. A </w:t>
+      </w:r>
+      <w:r>
+        <w:rPr>
+          <w:rFonts w:ascii="Times New Roman" w:eastAsia="Times New Roman" w:hAnsi="Times New Roman" w:cs="Times New Roman"/>
+          <w:kern w:val="0"/>
+          <w14:ligatures w14:val="none"/>
+        </w:rPr>
+        <w:t>SOLARINVEST</w:t>
+      </w:r>
+      <w:r>
+        <w:rPr>
+          <w:rFonts w:ascii="Times New Roman" w:eastAsia="Times New Roman" w:hAnsi="Times New Roman" w:cs="Times New Roman"/>
+          <w:kern w:val="0"/>
+          <w14:ligatures w14:val="none"/>
+        </w:rPr>
+        <w:t xml:space="preserve"> poderá suspender a operação caso identifique riscos ou irregularidades, sem que isso configure inadimplemento contratual.</w:t>
       </w:r>
     </w:p>
     <w:p>
@@ -708,7 +740,23 @@
           <w:kern w:val="0"/>
           <w14:ligatures w14:val="none"/>
         </w:rPr>
-        <w:t>- Ajustes automáticos de potência, Kc e valores podem ser feitos pela CONTRATADA, se tecnicamente necessários;</w:t>
+        <w:t xml:space="preserve">- Ajustes automáticos de potência, Kc e valores podem ser feitos pela </w:t>
+      </w:r>
+      <w:r>
+        <w:rPr>
+          <w:rFonts w:ascii="Times New Roman" w:eastAsia="Times New Roman" w:hAnsi="Times New Roman" w:cs="Times New Roman"/>
+          <w:kern w:val="0"/>
+          <w14:ligatures w14:val="none"/>
+        </w:rPr>
+        <w:t>SOLARINVEST</w:t>
+      </w:r>
+      <w:r>
+        <w:rPr>
+          <w:rFonts w:ascii="Times New Roman" w:eastAsia="Times New Roman" w:hAnsi="Times New Roman" w:cs="Times New Roman"/>
+          <w:kern w:val="0"/>
+          <w14:ligatures w14:val="none"/>
+        </w:rPr>
+        <w:t>, se tecnicamente necessários;</w:t>
       </w:r>
     </w:p>
     <w:p>
@@ -756,7 +804,9 @@
           <w14:ligatures w14:val="none"/>
         </w:rPr>
       </w:pPr>
-      <w:r>
+    </w:p>
+    <w:p>
+      <w:pPr>
         <w:rPr>
           <w:rFonts w:ascii="Times New Roman" w:eastAsia="Times New Roman" w:hAnsi="Times New Roman" w:cs="Times New Roman"/>
           <w:b/>
@@ -764,89 +814,119 @@
           <w:kern w:val="0"/>
           <w14:ligatures w14:val="none"/>
         </w:rPr>
+      </w:pPr>
+      <w:r>
+        <w:rPr>
+          <w:rFonts w:ascii="Times New Roman" w:eastAsia="Times New Roman" w:hAnsi="Times New Roman" w:cs="Times New Roman"/>
+          <w:b/>
+          <w:bCs/>
+          <w:kern w:val="0"/>
+          <w14:ligatures w14:val="none"/>
+        </w:rPr>
+        <w:lastRenderedPageBreak/>
         <w:t>6. INÍCIO DA VIGÊNCIA</w:t>
       </w:r>
     </w:p>
     <w:p>
       <w:pPr>
-        <w:rPr>
-          <w:rFonts w:ascii="Times New Roman" w:eastAsia="Times New Roman" w:hAnsi="Times New Roman" w:cs="Times New Roman"/>
-          <w:kern w:val="0"/>
-          <w14:ligatures w14:val="none"/>
-        </w:rPr>
-      </w:pPr>
-      <w:r>
-        <w:rPr>
-          <w:rFonts w:ascii="Times New Roman" w:eastAsia="Times New Roman" w:hAnsi="Times New Roman" w:cs="Times New Roman"/>
-          <w:kern w:val="0"/>
-          <w14:ligatures w14:val="none"/>
-        </w:rPr>
-        <w:t>6.1. Autorizo o início da vigência contratual nesta data.</w:t>
+        <w:pStyle w:val="p1"/>
+      </w:pPr>
+      <w:r>
+        <w:t xml:space="preserve">6.1. </w:t>
+      </w:r>
+      <w:r>
+        <w:t>Autorizo o início da operação do sistema fotovoltaico a partir desta data, estando ciente de que a vigência contratual e o início das cobranças observarão os critérios estabelecidos no contrato principal.</w:t>
       </w:r>
     </w:p>
     <w:p>
       <w:pPr>
         <w:rPr>
           <w:rFonts w:ascii="Times New Roman" w:eastAsia="Times New Roman" w:hAnsi="Times New Roman" w:cs="Times New Roman"/>
-          <w:kern w:val="0"/>
-          <w14:ligatures w14:val="none"/>
-        </w:rPr>
-      </w:pPr>
-      <w:r>
-        <w:rPr>
-          <w:rFonts w:ascii="Times New Roman" w:eastAsia="Times New Roman" w:hAnsi="Times New Roman" w:cs="Times New Roman"/>
-          <w:kern w:val="0"/>
-          <w14:ligatures w14:val="none"/>
-        </w:rPr>
-        <w:t>6.2. Autorizo o início do primeiro ciclo completo de geração para fins de cálculo do Kc.</w:t>
+          <w:color w:val="0E0E0E"/>
+          <w:kern w:val="0"/>
+          <w14:ligatures w14:val="none"/>
+        </w:rPr>
+      </w:pPr>
+      <w:r>
+        <w:rPr>
+          <w:rFonts w:ascii="Times New Roman" w:eastAsia="Times New Roman" w:hAnsi="Times New Roman" w:cs="Times New Roman"/>
+          <w:kern w:val="0"/>
+          <w14:ligatures w14:val="none"/>
+        </w:rPr>
+        <w:t xml:space="preserve">6.2. </w:t>
+      </w:r>
+      <w:r>
+        <w:rPr>
+          <w:rFonts w:ascii="Times New Roman" w:eastAsia="Times New Roman" w:hAnsi="Times New Roman" w:cs="Times New Roman"/>
+          <w:color w:val="0E0E0E"/>
+          <w:kern w:val="0"/>
+          <w14:ligatures w14:val="none"/>
+        </w:rPr>
+        <w:t>Declaro ciência de que o início do ciclo de medição para fins de faturamento observará os critérios da distribuidora</w:t>
       </w:r>
     </w:p>
     <w:p>
       <w:pPr>
         <w:rPr>
-          <w:rFonts w:ascii="Times New Roman" w:eastAsia="Times New Roman" w:hAnsi="Times New Roman" w:cs="Times New Roman"/>
-          <w:kern w:val="0"/>
-          <w14:ligatures w14:val="none"/>
-        </w:rPr>
-      </w:pPr>
-      <w:r>
-        <w:rPr>
-          <w:rFonts w:ascii="Times New Roman" w:eastAsia="Times New Roman" w:hAnsi="Times New Roman" w:cs="Times New Roman"/>
-          <w:kern w:val="0"/>
-          <w14:ligatures w14:val="none"/>
-        </w:rPr>
-        <w:lastRenderedPageBreak/>
-        <w:t>6.3. Reconheço que nenhuma cobrança ou obrigação contratual foi aplicada antes da homologação.</w:t>
+          <w:rFonts w:ascii="Times New Roman" w:hAnsi="Times New Roman" w:cs="Times New Roman"/>
+        </w:rPr>
+      </w:pPr>
+      <w:r>
+        <w:rPr>
+          <w:rFonts w:ascii="Times New Roman" w:hAnsi="Times New Roman" w:cs="Times New Roman"/>
+        </w:rPr>
+        <w:t xml:space="preserve">6.3. </w:t>
+      </w:r>
+      <w:r>
+        <w:rPr>
+          <w:rFonts w:ascii="Times New Roman" w:hAnsi="Times New Roman" w:cs="Times New Roman"/>
+        </w:rPr>
+        <w:t xml:space="preserve">O presente contrato passa a produzir efeitos jurídicos a partir de sua assinatura pelas partes, sendo que as obrigações financeiras do CONTRATANTE somente se tornam exigíveis conforme os critérios estabelecidos na CLÁUSULA </w:t>
+      </w:r>
+      <w:r>
+        <w:rPr>
+          <w:rFonts w:ascii="Times New Roman" w:hAnsi="Times New Roman" w:cs="Times New Roman"/>
+        </w:rPr>
+        <w:t>13</w:t>
+      </w:r>
+      <w:r>
+        <w:rPr>
+          <w:rFonts w:ascii="Times New Roman" w:hAnsi="Times New Roman" w:cs="Times New Roman"/>
+        </w:rPr>
+        <w:t xml:space="preserve"> – INÍCIO DA COBRANÇA.</w:t>
       </w:r>
     </w:p>
     <w:p>
       <w:pPr>
-        <w:rPr>
-          <w:rFonts w:ascii="Times New Roman" w:eastAsia="Times New Roman" w:hAnsi="Times New Roman" w:cs="Times New Roman"/>
-          <w:kern w:val="0"/>
-          <w14:ligatures w14:val="none"/>
-        </w:rPr>
-      </w:pPr>
+        <w:pStyle w:val="p1"/>
+        <w:rPr>
+          <w:b/>
+          <w:bCs/>
+        </w:rPr>
+      </w:pPr>
+      <w:r>
+        <w:rPr>
+          <w:b/>
+          <w:bCs/>
+        </w:rPr>
+        <w:t>7. DECLARAÇÃO FINAL</w:t>
+      </w:r>
     </w:p>
     <w:p>
       <w:pPr>
         <w:rPr>
           <w:rFonts w:ascii="Times New Roman" w:eastAsia="Times New Roman" w:hAnsi="Times New Roman" w:cs="Times New Roman"/>
-          <w:b/>
-          <w:bCs/>
-          <w:kern w:val="0"/>
-          <w14:ligatures w14:val="none"/>
-        </w:rPr>
-      </w:pPr>
-      <w:r>
-        <w:rPr>
-          <w:rFonts w:ascii="Times New Roman" w:eastAsia="Times New Roman" w:hAnsi="Times New Roman" w:cs="Times New Roman"/>
-          <w:b/>
-          <w:bCs/>
-          <w:kern w:val="0"/>
-          <w14:ligatures w14:val="none"/>
-        </w:rPr>
-        <w:t>7. DECLARAÇÃO FINAL</w:t>
+          <w:kern w:val="0"/>
+          <w14:ligatures w14:val="none"/>
+        </w:rPr>
+      </w:pPr>
+      <w:r>
+        <w:rPr>
+          <w:rFonts w:ascii="Times New Roman" w:eastAsia="Times New Roman" w:hAnsi="Times New Roman" w:cs="Times New Roman"/>
+          <w:kern w:val="0"/>
+          <w14:ligatures w14:val="none"/>
+        </w:rPr>
+        <w:t>Declaro que:</w:t>
       </w:r>
     </w:p>
     <w:p>
@@ -863,7 +943,7 @@
           <w:kern w:val="0"/>
           <w14:ligatures w14:val="none"/>
         </w:rPr>
-        <w:t>Declaro que:</w:t>
+        <w:t>- Recebi a usina em perfeitas condições de funcionamento;</w:t>
       </w:r>
     </w:p>
     <w:p>
@@ -880,24 +960,23 @@
           <w:kern w:val="0"/>
           <w14:ligatures w14:val="none"/>
         </w:rPr>
-        <w:t>- Recebi a usina em perfeitas condições de funcionamento;</w:t>
-      </w:r>
-    </w:p>
-    <w:p>
-      <w:pPr>
-        <w:rPr>
-          <w:rFonts w:ascii="Times New Roman" w:eastAsia="Times New Roman" w:hAnsi="Times New Roman" w:cs="Times New Roman"/>
-          <w:kern w:val="0"/>
-          <w14:ligatures w14:val="none"/>
-        </w:rPr>
-      </w:pPr>
-      <w:r>
-        <w:rPr>
-          <w:rFonts w:ascii="Times New Roman" w:eastAsia="Times New Roman" w:hAnsi="Times New Roman" w:cs="Times New Roman"/>
-          <w:kern w:val="0"/>
-          <w14:ligatures w14:val="none"/>
-        </w:rPr>
-        <w:t>- Não há pendências técnicas atribuídas à CONTRATADA;</w:t>
+        <w:t xml:space="preserve">- Não há pendências técnicas atribuídas à </w:t>
+      </w:r>
+      <w:r>
+        <w:rPr>
+          <w:rFonts w:ascii="Times New Roman" w:eastAsia="Times New Roman" w:hAnsi="Times New Roman" w:cs="Times New Roman"/>
+          <w:kern w:val="0"/>
+          <w14:ligatures w14:val="none"/>
+        </w:rPr>
+        <w:t>SOLARINVEST</w:t>
+      </w:r>
+      <w:r>
+        <w:rPr>
+          <w:rFonts w:ascii="Times New Roman" w:eastAsia="Times New Roman" w:hAnsi="Times New Roman" w:cs="Times New Roman"/>
+          <w:kern w:val="0"/>
+          <w14:ligatures w14:val="none"/>
+        </w:rPr>
+        <w:t>;</w:t>
       </w:r>
     </w:p>
     <w:p>
@@ -1280,12 +1359,7 @@
       <w:rPr>
         <w:noProof/>
       </w:rPr>
-    </w:r>
-    <w:r>
-      <w:rPr>
-        <w:noProof/>
-      </w:rPr>
-      <w:pict w14:anchorId="76C12D9C">
+      <w:pict w14:anchorId="5F6D26F7">
         <v:shapetype id="_x0000_t75" coordsize="21600,21600" o:spt="75" o:preferrelative="t" path="m@4@5l@4@11@9@11@9@5xe" filled="f" stroked="f">
           <v:stroke joinstyle="miter"/>
           <v:formulas>
@@ -1437,12 +1511,7 @@
       <w:rPr>
         <w:noProof/>
       </w:rPr>
-    </w:r>
-    <w:r>
-      <w:rPr>
-        <w:noProof/>
-      </w:rPr>
-      <w:pict w14:anchorId="7EC9C26D">
+      <w:pict w14:anchorId="4E51E66F">
         <v:shapetype id="_x0000_t75" coordsize="21600,21600" o:spt="75" o:preferrelative="t" path="m@4@5l@4@11@9@11@9@5xe" filled="f" stroked="f">
           <v:stroke joinstyle="miter"/>
           <v:formulas>
@@ -1482,12 +1551,7 @@
       <w:rPr>
         <w:noProof/>
       </w:rPr>
-    </w:r>
-    <w:r>
-      <w:rPr>
-        <w:noProof/>
-      </w:rPr>
-      <w:pict w14:anchorId="6D05BB90">
+      <w:pict w14:anchorId="16A49AA3">
         <v:shapetype id="_x0000_t75" coordsize="21600,21600" o:spt="75" o:preferrelative="t" path="m@4@5l@4@11@9@11@9@5xe" filled="f" stroked="f">
           <v:stroke joinstyle="miter"/>
           <v:formulas>

--- a/public/templates/contratos/leasing/anexos/ANEXO VII – TERMO DE ENTREGA E ACEITE TÉCNICO DA USINA (Residencial).docx
+++ b/public/templates/contratos/leasing/anexos/ANEXO VII – TERMO DE ENTREGA E ACEITE TÉCNICO DA USINA (Residencial).docx
@@ -46,24 +46,14 @@
       <w:r>
         <w:rPr>
           <w:rFonts w:ascii="Times New Roman" w:hAnsi="Times New Roman" w:cs="Times New Roman"/>
-          <w:b/>
-          <w:bCs/>
-        </w:rPr>
-        <w:t>LEANDRO LIMA RIBEIRO FRANCA</w:t>
+        </w:rPr>
+        <w:t>LEANDRO LIMA RIBEIRO FRANCA 60434015</w:t>
       </w:r>
       <w:r>
         <w:rPr>
           <w:rFonts w:ascii="Times New Roman" w:hAnsi="Times New Roman" w:cs="Times New Roman"/>
-          <w:b/>
-          <w:bCs/>
-        </w:rPr>
-        <w:t xml:space="preserve"> (SOLARINVEST)</w:t>
-      </w:r>
-      <w:r>
-        <w:rPr>
-          <w:rFonts w:ascii="Times New Roman" w:hAnsi="Times New Roman" w:cs="Times New Roman"/>
-        </w:rPr>
-        <w:t xml:space="preserve">, </w:t>
+        </w:rPr>
+        <w:t xml:space="preserve"> </w:t>
       </w:r>
       <w:r>
         <w:rPr>
@@ -1359,7 +1349,7 @@
       <w:rPr>
         <w:noProof/>
       </w:rPr>
-      <w:pict w14:anchorId="5F6D26F7">
+      <w:pict w14:anchorId="1AA629BB">
         <v:shapetype id="_x0000_t75" coordsize="21600,21600" o:spt="75" o:preferrelative="t" path="m@4@5l@4@11@9@11@9@5xe" filled="f" stroked="f">
           <v:stroke joinstyle="miter"/>
           <v:formulas>
@@ -1511,7 +1501,7 @@
       <w:rPr>
         <w:noProof/>
       </w:rPr>
-      <w:pict w14:anchorId="4E51E66F">
+      <w:pict w14:anchorId="64499DCE">
         <v:shapetype id="_x0000_t75" coordsize="21600,21600" o:spt="75" o:preferrelative="t" path="m@4@5l@4@11@9@11@9@5xe" filled="f" stroked="f">
           <v:stroke joinstyle="miter"/>
           <v:formulas>
@@ -1551,7 +1541,7 @@
       <w:rPr>
         <w:noProof/>
       </w:rPr>
-      <w:pict w14:anchorId="16A49AA3">
+      <w:pict w14:anchorId="4B5FE27C">
         <v:shapetype id="_x0000_t75" coordsize="21600,21600" o:spt="75" o:preferrelative="t" path="m@4@5l@4@11@9@11@9@5xe" filled="f" stroked="f">
           <v:stroke joinstyle="miter"/>
           <v:formulas>
